--- a/docs/requirement-elicitation/04_Meeting_Elicitation_Notes_Wonton_POS.docx
+++ b/docs/requirement-elicitation/04_Meeting_Elicitation_Notes_Wonton_POS.docx
@@ -284,6 +284,44 @@
           </w:p>
         </w:tc>
       </w:tr>
+      <w:tr>
+        <w:tc>
+          <w:tcPr>
+            <w:tcW w:type="dxa" w:w="1799"/>
+          </w:tcPr>
+          <w:p>
+            <w:r>
+              <w:t>Operational Managers (Attend?):</w:t>
+            </w:r>
+          </w:p>
+        </w:tc>
+        <w:tc>
+          <w:tcPr>
+            <w:tcW w:type="dxa" w:w="2701"/>
+          </w:tcPr>
+          <w:p>
+            <w:r>
+              <w:t>FOH Manager Representative (Yes); BOH Manager Representative (Yes)</w:t>
+            </w:r>
+          </w:p>
+        </w:tc>
+        <w:tc>
+          <w:tcPr>
+            <w:tcW w:type="dxa" w:w="1440"/>
+          </w:tcPr>
+          <w:p>
+            <w:r/>
+          </w:p>
+        </w:tc>
+        <w:tc>
+          <w:tcPr>
+            <w:tcW w:type="dxa" w:w="3420"/>
+          </w:tcPr>
+          <w:p>
+            <w:r/>
+          </w:p>
+        </w:tc>
+      </w:tr>
     </w:tbl>
     <w:tbl>
       <w:tblPr>
@@ -339,7 +377,7 @@
           </w:tcPr>
           <w:p>
             <w:r>
-              <w:t>Operational representatives from cashier/service/kitchen workflows, plus project team: Nguyen Thi Hai My (Business Analyst), Nguyen Dat Vinh (Project Lead / System Analyst), Vuong Gia Ly (Business Analyst), Nguyen Minh Duc (System Analyst), Dang Khanh Huyen (Business Analyst), Le Thanh Dat (System Analyst), Nguyen Dinh Chien (QA / Documentation), Nguyen Thien Hieu (System Analyst)</w:t>
+              <w:t>FOH Manager Representative, BOH Manager Representative, operational representatives from cashier/service/kitchen workflows, plus project team: Nguyen Thi Hai My (Business Analyst), Nguyen Dat Vinh (Project Lead / System Analyst), Vuong Gia Ly (Business Analyst), Nguyen Minh Duc (System Analyst), Dang Khanh Huyen (Business Analyst), Le Thanh Dat (System Analyst), Nguyen Dinh Chien (QA / Documentation), Nguyen Thien Hieu (System Analyst)</w:t>
             </w:r>
           </w:p>
         </w:tc>
@@ -410,7 +448,7 @@
           </w:tcPr>
           <w:p>
             <w:r>
-              <w:t>Confirm business expectations and decision criteria with the sponsor.</w:t>
+              <w:t>Confirm business expectations with the sponsor and operational expectations with FOH and BOH managers.</w:t>
             </w:r>
           </w:p>
         </w:tc>
@@ -464,7 +502,7 @@
           </w:tcPr>
           <w:p>
             <w:r>
-              <w:t>Review findings from interview and observation activities.</w:t>
+              <w:t>Review findings from sponsor, FOH Manager, BOH Manager, and observation activities.</w:t>
             </w:r>
           </w:p>
         </w:tc>
@@ -804,7 +842,7 @@
           </w:tcPr>
           <w:p>
             <w:r>
-              <w:t>Consolidate sponsor interview findings into requirement notes</w:t>
+              <w:t>Consolidate stakeholder interview findings across sponsor, FOH, and BOH viewpoints into requirement notes</w:t>
             </w:r>
           </w:p>
         </w:tc>
